--- a/timepass.docx
+++ b/timepass.docx
@@ -2644,6 +2644,1226 @@
     <w:p>
       <w:r>
         <w:t>        }</w:t>
+      </w:r>
+    </w:p>
+    <w:p/>
+    <w:p/>
+    <w:p/>
+    <w:p/>
+    <w:p/>
+    <w:p/>
+    <w:p/>
+    <w:p/>
+    <w:p/>
+    <w:p/>
+    <w:p/>
+    <w:p/>
+    <w:p/>
+    <w:p>
+      <w:r>
+        <w:lastRenderedPageBreak/>
+        <w:t xml:space="preserve">Can u please check error in the below code of invoice </w:t>
+      </w:r>
+      <w:proofErr w:type="gramStart"/>
+      <w:r>
+        <w:t>agent :</w:t>
+      </w:r>
+      <w:proofErr w:type="gramEnd"/>
+      <w:r>
+        <w:t xml:space="preserve"> </w:t>
+      </w:r>
+    </w:p>
+    <w:p>
+      <w:r>
+        <w:t xml:space="preserve">import </w:t>
+      </w:r>
+      <w:proofErr w:type="spellStart"/>
+      <w:r>
+        <w:t>imaplib</w:t>
+      </w:r>
+      <w:proofErr w:type="spellEnd"/>
+    </w:p>
+    <w:p>
+      <w:r>
+        <w:t>from config import EMAIL, PASSWORD</w:t>
+      </w:r>
+    </w:p>
+    <w:p>
+      <w:r>
+        <w:t xml:space="preserve">from </w:t>
+      </w:r>
+      <w:proofErr w:type="spellStart"/>
+      <w:r>
+        <w:t>getEmails</w:t>
+      </w:r>
+      <w:proofErr w:type="spellEnd"/>
+      <w:r>
+        <w:t xml:space="preserve"> import </w:t>
+      </w:r>
+      <w:proofErr w:type="spellStart"/>
+      <w:r>
+        <w:t>get_recent_emails</w:t>
+      </w:r>
+      <w:proofErr w:type="spellEnd"/>
+    </w:p>
+    <w:p>
+      <w:r>
+        <w:t xml:space="preserve">from </w:t>
+      </w:r>
+      <w:proofErr w:type="spellStart"/>
+      <w:r>
+        <w:t>summarizeMails</w:t>
+      </w:r>
+      <w:proofErr w:type="spellEnd"/>
+      <w:r>
+        <w:t xml:space="preserve"> import </w:t>
+      </w:r>
+      <w:proofErr w:type="spellStart"/>
+      <w:r>
+        <w:t>summarize_email</w:t>
+      </w:r>
+      <w:proofErr w:type="spellEnd"/>
+    </w:p>
+    <w:p>
+      <w:r>
+        <w:t xml:space="preserve">from </w:t>
+      </w:r>
+      <w:proofErr w:type="spellStart"/>
+      <w:r>
+        <w:t>SendInvoice</w:t>
+      </w:r>
+      <w:proofErr w:type="spellEnd"/>
+      <w:r>
+        <w:t xml:space="preserve"> import </w:t>
+      </w:r>
+      <w:proofErr w:type="spellStart"/>
+      <w:r>
+        <w:t>send_to_buyer_agent</w:t>
+      </w:r>
+      <w:proofErr w:type="spellEnd"/>
+    </w:p>
+    <w:p>
+      <w:r>
+        <w:t>import time</w:t>
+      </w:r>
+    </w:p>
+    <w:p>
+      <w:r>
+        <w:t xml:space="preserve">from </w:t>
+      </w:r>
+      <w:proofErr w:type="spellStart"/>
+      <w:r>
+        <w:t>log_store</w:t>
+      </w:r>
+      <w:proofErr w:type="spellEnd"/>
+      <w:r>
+        <w:t xml:space="preserve"> import logs</w:t>
+      </w:r>
+    </w:p>
+    <w:p>
+      <w:r>
+        <w:br/>
+      </w:r>
+    </w:p>
+    <w:p>
+      <w:r>
+        <w:t xml:space="preserve">def </w:t>
+      </w:r>
+      <w:proofErr w:type="spellStart"/>
+      <w:r>
+        <w:t>start_idle_</w:t>
+      </w:r>
+      <w:proofErr w:type="gramStart"/>
+      <w:r>
+        <w:t>listener</w:t>
+      </w:r>
+      <w:proofErr w:type="spellEnd"/>
+      <w:r>
+        <w:t>(</w:t>
+      </w:r>
+      <w:proofErr w:type="gramEnd"/>
+      <w:r>
+        <w:t>):</w:t>
+      </w:r>
+    </w:p>
+    <w:p>
+      <w:r>
+        <w:t xml:space="preserve">    </w:t>
+      </w:r>
+      <w:proofErr w:type="gramStart"/>
+      <w:r>
+        <w:t>print(</w:t>
+      </w:r>
+      <w:proofErr w:type="gramEnd"/>
+      <w:r>
+        <w:t>"</w:t>
+      </w:r>
+      <w:r>
+        <w:rPr>
+          <w:rFonts w:ascii="Segoe UI Emoji" w:hAnsi="Segoe UI Emoji" w:cs="Segoe UI Emoji"/>
+        </w:rPr>
+        <w:t>👂</w:t>
+      </w:r>
+      <w:r>
+        <w:t xml:space="preserve"> Invoice listener started (polling mode)")</w:t>
+      </w:r>
+    </w:p>
+    <w:p/>
+    <w:p>
+      <w:r>
+        <w:t>    while True:</w:t>
+      </w:r>
+    </w:p>
+    <w:p>
+      <w:r>
+        <w:t>        try:</w:t>
+      </w:r>
+    </w:p>
+    <w:p>
+      <w:r>
+        <w:t xml:space="preserve">            emails = </w:t>
+      </w:r>
+      <w:proofErr w:type="spellStart"/>
+      <w:r>
+        <w:t>get_recent_emails</w:t>
+      </w:r>
+      <w:proofErr w:type="spellEnd"/>
+      <w:r>
+        <w:t>(limit=1)</w:t>
+      </w:r>
+    </w:p>
+    <w:p/>
+    <w:p>
+      <w:r>
+        <w:t>            if not emails:</w:t>
+      </w:r>
+    </w:p>
+    <w:p>
+      <w:r>
+        <w:t xml:space="preserve">                </w:t>
+      </w:r>
+      <w:proofErr w:type="gramStart"/>
+      <w:r>
+        <w:t>print(</w:t>
+      </w:r>
+      <w:proofErr w:type="gramEnd"/>
+      <w:r>
+        <w:t>"</w:t>
+      </w:r>
+      <w:r>
+        <w:rPr>
+          <w:rFonts w:ascii="Segoe UI Emoji" w:hAnsi="Segoe UI Emoji" w:cs="Segoe UI Emoji"/>
+        </w:rPr>
+        <w:t>ℹ️</w:t>
+      </w:r>
+      <w:r>
+        <w:t xml:space="preserve"> No unseen invoice mail")</w:t>
+      </w:r>
+    </w:p>
+    <w:p>
+      <w:r>
+        <w:t xml:space="preserve">                </w:t>
+      </w:r>
+      <w:proofErr w:type="spellStart"/>
+      <w:proofErr w:type="gramStart"/>
+      <w:r>
+        <w:t>logs.append</w:t>
+      </w:r>
+      <w:proofErr w:type="spellEnd"/>
+      <w:proofErr w:type="gramEnd"/>
+      <w:r>
+        <w:t>("</w:t>
+      </w:r>
+      <w:r>
+        <w:rPr>
+          <w:rFonts w:ascii="Segoe UI Emoji" w:hAnsi="Segoe UI Emoji" w:cs="Segoe UI Emoji"/>
+        </w:rPr>
+        <w:t>ℹ️</w:t>
+      </w:r>
+      <w:r>
+        <w:t xml:space="preserve"> No unseen invoice mail")</w:t>
+      </w:r>
+    </w:p>
+    <w:p>
+      <w:r>
+        <w:t xml:space="preserve">                </w:t>
+      </w:r>
+    </w:p>
+    <w:p>
+      <w:r>
+        <w:t>            else:</w:t>
+      </w:r>
+    </w:p>
+    <w:p>
+      <w:r>
+        <w:t xml:space="preserve">                </w:t>
+      </w:r>
+      <w:proofErr w:type="spellStart"/>
+      <w:r>
+        <w:t>email_data</w:t>
+      </w:r>
+      <w:proofErr w:type="spellEnd"/>
+      <w:r>
+        <w:t xml:space="preserve"> = </w:t>
+      </w:r>
+      <w:proofErr w:type="gramStart"/>
+      <w:r>
+        <w:t>emails[</w:t>
+      </w:r>
+      <w:proofErr w:type="gramEnd"/>
+      <w:r>
+        <w:t>0]</w:t>
+      </w:r>
+    </w:p>
+    <w:p/>
+    <w:p>
+      <w:r>
+        <w:t xml:space="preserve">                </w:t>
+      </w:r>
+      <w:proofErr w:type="gramStart"/>
+      <w:r>
+        <w:t>print(</w:t>
+      </w:r>
+      <w:proofErr w:type="gramEnd"/>
+      <w:r>
+        <w:t>"</w:t>
+      </w:r>
+      <w:r>
+        <w:rPr>
+          <w:rFonts w:ascii="Segoe UI Emoji" w:hAnsi="Segoe UI Emoji" w:cs="Segoe UI Emoji"/>
+        </w:rPr>
+        <w:t>📩</w:t>
+      </w:r>
+      <w:r>
+        <w:t xml:space="preserve"> Invoice mail received")</w:t>
+      </w:r>
+    </w:p>
+    <w:p>
+      <w:r>
+        <w:t>                print(</w:t>
+      </w:r>
+      <w:proofErr w:type="spellStart"/>
+      <w:r>
+        <w:t>email_data</w:t>
+      </w:r>
+      <w:proofErr w:type="spellEnd"/>
+      <w:r>
+        <w:t>["</w:t>
+      </w:r>
+      <w:proofErr w:type="spellStart"/>
+      <w:r>
+        <w:t>sender_email</w:t>
+      </w:r>
+      <w:proofErr w:type="spellEnd"/>
+      <w:r>
+        <w:t>"])</w:t>
+      </w:r>
+    </w:p>
+    <w:p>
+      <w:r>
+        <w:t>                print(</w:t>
+      </w:r>
+      <w:proofErr w:type="spellStart"/>
+      <w:r>
+        <w:t>email_data</w:t>
+      </w:r>
+      <w:proofErr w:type="spellEnd"/>
+      <w:r>
+        <w:t>["subject"])</w:t>
+      </w:r>
+    </w:p>
+    <w:p/>
+    <w:p>
+      <w:r>
+        <w:lastRenderedPageBreak/>
+        <w:t xml:space="preserve">                </w:t>
+      </w:r>
+      <w:proofErr w:type="spellStart"/>
+      <w:proofErr w:type="gramStart"/>
+      <w:r>
+        <w:t>logs.append</w:t>
+      </w:r>
+      <w:proofErr w:type="spellEnd"/>
+      <w:proofErr w:type="gramEnd"/>
+      <w:r>
+        <w:t>("</w:t>
+      </w:r>
+      <w:r>
+        <w:rPr>
+          <w:rFonts w:ascii="Segoe UI Emoji" w:hAnsi="Segoe UI Emoji" w:cs="Segoe UI Emoji"/>
+        </w:rPr>
+        <w:t>📩</w:t>
+      </w:r>
+      <w:r>
+        <w:t xml:space="preserve"> Invoice mail received")</w:t>
+      </w:r>
+    </w:p>
+    <w:p>
+      <w:r>
+        <w:t xml:space="preserve">                </w:t>
+      </w:r>
+      <w:proofErr w:type="spellStart"/>
+      <w:proofErr w:type="gramStart"/>
+      <w:r>
+        <w:t>logs.append</w:t>
+      </w:r>
+      <w:proofErr w:type="spellEnd"/>
+      <w:proofErr w:type="gramEnd"/>
+      <w:r>
+        <w:t>(</w:t>
+      </w:r>
+      <w:proofErr w:type="spellStart"/>
+      <w:r>
+        <w:t>email_data</w:t>
+      </w:r>
+      <w:proofErr w:type="spellEnd"/>
+      <w:r>
+        <w:t>["</w:t>
+      </w:r>
+      <w:proofErr w:type="spellStart"/>
+      <w:r>
+        <w:t>sender_email</w:t>
+      </w:r>
+      <w:proofErr w:type="spellEnd"/>
+      <w:r>
+        <w:t>"])</w:t>
+      </w:r>
+    </w:p>
+    <w:p>
+      <w:r>
+        <w:t xml:space="preserve">                </w:t>
+      </w:r>
+      <w:proofErr w:type="spellStart"/>
+      <w:proofErr w:type="gramStart"/>
+      <w:r>
+        <w:t>logs.append</w:t>
+      </w:r>
+      <w:proofErr w:type="spellEnd"/>
+      <w:proofErr w:type="gramEnd"/>
+      <w:r>
+        <w:t>(</w:t>
+      </w:r>
+      <w:proofErr w:type="spellStart"/>
+      <w:r>
+        <w:t>email_data</w:t>
+      </w:r>
+      <w:proofErr w:type="spellEnd"/>
+      <w:r>
+        <w:t>["subject"])</w:t>
+      </w:r>
+    </w:p>
+    <w:p/>
+    <w:p>
+      <w:r>
+        <w:t xml:space="preserve">                summary = </w:t>
+      </w:r>
+      <w:proofErr w:type="spellStart"/>
+      <w:r>
+        <w:t>summarize_email</w:t>
+      </w:r>
+      <w:proofErr w:type="spellEnd"/>
+      <w:r>
+        <w:t>(</w:t>
+      </w:r>
+      <w:proofErr w:type="spellStart"/>
+      <w:r>
+        <w:t>email_data</w:t>
+      </w:r>
+      <w:proofErr w:type="spellEnd"/>
+      <w:r>
+        <w:t>)</w:t>
+      </w:r>
+    </w:p>
+    <w:p>
+      <w:r>
+        <w:t>                if summary:</w:t>
+      </w:r>
+    </w:p>
+    <w:p>
+      <w:r>
+        <w:t xml:space="preserve">                    </w:t>
+      </w:r>
+      <w:proofErr w:type="spellStart"/>
+      <w:proofErr w:type="gramStart"/>
+      <w:r>
+        <w:t>logs.append</w:t>
+      </w:r>
+      <w:proofErr w:type="spellEnd"/>
+      <w:proofErr w:type="gramEnd"/>
+      <w:r>
+        <w:t>("</w:t>
+      </w:r>
+      <w:r>
+        <w:rPr>
+          <w:rFonts w:ascii="Segoe UI Emoji" w:hAnsi="Segoe UI Emoji" w:cs="Segoe UI Emoji"/>
+        </w:rPr>
+        <w:t>✅</w:t>
+      </w:r>
+      <w:r>
+        <w:t xml:space="preserve"> Invoice processed and sent to AI Buyer Agent")</w:t>
+      </w:r>
+    </w:p>
+    <w:p>
+      <w:r>
+        <w:t xml:space="preserve">                    </w:t>
+      </w:r>
+      <w:proofErr w:type="spellStart"/>
+      <w:r>
+        <w:t>send_to_buyer_agent</w:t>
+      </w:r>
+      <w:proofErr w:type="spellEnd"/>
+      <w:r>
+        <w:t>(summary)</w:t>
+      </w:r>
+    </w:p>
+    <w:p>
+      <w:r>
+        <w:t>                    #</w:t>
+      </w:r>
+      <w:proofErr w:type="gramStart"/>
+      <w:r>
+        <w:t>print(</w:t>
+      </w:r>
+      <w:proofErr w:type="gramEnd"/>
+      <w:r>
+        <w:t>"</w:t>
+      </w:r>
+      <w:r>
+        <w:rPr>
+          <w:rFonts w:ascii="Segoe UI Emoji" w:hAnsi="Segoe UI Emoji" w:cs="Segoe UI Emoji"/>
+        </w:rPr>
+        <w:t>✅</w:t>
+      </w:r>
+      <w:r>
+        <w:t xml:space="preserve"> Invoice processed and sent to AI Buyer Agent")</w:t>
+      </w:r>
+    </w:p>
+    <w:p>
+      <w:r>
+        <w:t>                    #</w:t>
+      </w:r>
+      <w:proofErr w:type="gramStart"/>
+      <w:r>
+        <w:t>logs.append</w:t>
+      </w:r>
+      <w:proofErr w:type="gramEnd"/>
+      <w:r>
+        <w:t>("</w:t>
+      </w:r>
+      <w:r>
+        <w:rPr>
+          <w:rFonts w:ascii="Segoe UI Emoji" w:hAnsi="Segoe UI Emoji" w:cs="Segoe UI Emoji"/>
+        </w:rPr>
+        <w:t>✅</w:t>
+      </w:r>
+      <w:r>
+        <w:t xml:space="preserve"> Invoice processed and sent to AI Buyer Agent")</w:t>
+      </w:r>
+    </w:p>
+    <w:p/>
+    <w:p>
+      <w:r>
+        <w:t xml:space="preserve">            # </w:t>
+      </w:r>
+      <w:r>
+        <w:rPr>
+          <w:rFonts w:ascii="Segoe UI Emoji" w:hAnsi="Segoe UI Emoji" w:cs="Segoe UI Emoji"/>
+        </w:rPr>
+        <w:t>🔑</w:t>
+      </w:r>
+      <w:r>
+        <w:t xml:space="preserve"> short wait (NOT 10 minutes)</w:t>
+      </w:r>
+    </w:p>
+    <w:p>
+      <w:r>
+        <w:t xml:space="preserve">            </w:t>
+      </w:r>
+      <w:proofErr w:type="spellStart"/>
+      <w:proofErr w:type="gramStart"/>
+      <w:r>
+        <w:t>time.sleep</w:t>
+      </w:r>
+      <w:proofErr w:type="spellEnd"/>
+      <w:proofErr w:type="gramEnd"/>
+      <w:r>
+        <w:t>(20)</w:t>
+      </w:r>
+    </w:p>
+    <w:p/>
+    <w:p>
+      <w:r>
+        <w:t>        except Exception as e:</w:t>
+      </w:r>
+    </w:p>
+    <w:p>
+      <w:r>
+        <w:t xml:space="preserve">            </w:t>
+      </w:r>
+      <w:proofErr w:type="gramStart"/>
+      <w:r>
+        <w:t>print(</w:t>
+      </w:r>
+      <w:proofErr w:type="gramEnd"/>
+      <w:r>
+        <w:t>"</w:t>
+      </w:r>
+      <w:r>
+        <w:rPr>
+          <w:rFonts w:ascii="Segoe UI Emoji" w:hAnsi="Segoe UI Emoji" w:cs="Segoe UI Emoji"/>
+        </w:rPr>
+        <w:t>⚠️</w:t>
+      </w:r>
+      <w:r>
+        <w:t xml:space="preserve"> Listener error:", e)</w:t>
+      </w:r>
+    </w:p>
+    <w:p>
+      <w:r>
+        <w:t xml:space="preserve">            </w:t>
+      </w:r>
+      <w:proofErr w:type="spellStart"/>
+      <w:proofErr w:type="gramStart"/>
+      <w:r>
+        <w:t>time.sleep</w:t>
+      </w:r>
+      <w:proofErr w:type="spellEnd"/>
+      <w:proofErr w:type="gramEnd"/>
+      <w:r>
+        <w:t>(30)</w:t>
+      </w:r>
+    </w:p>
+    <w:p/>
+    <w:p>
+      <w:r>
+        <w:t>import requests</w:t>
+      </w:r>
+    </w:p>
+    <w:p/>
+    <w:p>
+      <w:r>
+        <w:t>AI_BUYER_AGENT_URL = "http://localhost:8001/buyer/invoice"</w:t>
+      </w:r>
+    </w:p>
+    <w:p/>
+    <w:p>
+      <w:r>
+        <w:t xml:space="preserve">def </w:t>
+      </w:r>
+      <w:proofErr w:type="spellStart"/>
+      <w:r>
+        <w:t>send_to_buyer_</w:t>
+      </w:r>
+      <w:proofErr w:type="gramStart"/>
+      <w:r>
+        <w:t>agent</w:t>
+      </w:r>
+      <w:proofErr w:type="spellEnd"/>
+      <w:r>
+        <w:t>(</w:t>
+      </w:r>
+      <w:proofErr w:type="spellStart"/>
+      <w:proofErr w:type="gramEnd"/>
+      <w:r>
+        <w:t>invoice_data</w:t>
+      </w:r>
+      <w:proofErr w:type="spellEnd"/>
+      <w:r>
+        <w:t xml:space="preserve">: </w:t>
+      </w:r>
+      <w:proofErr w:type="spellStart"/>
+      <w:r>
+        <w:t>dict</w:t>
+      </w:r>
+      <w:proofErr w:type="spellEnd"/>
+      <w:r>
+        <w:t>):</w:t>
+      </w:r>
+    </w:p>
+    <w:p>
+      <w:r>
+        <w:t>    try:</w:t>
+      </w:r>
+    </w:p>
+    <w:p>
+      <w:r>
+        <w:t xml:space="preserve">        </w:t>
+      </w:r>
+      <w:proofErr w:type="gramStart"/>
+      <w:r>
+        <w:t>print(</w:t>
+      </w:r>
+      <w:proofErr w:type="gramEnd"/>
+      <w:r>
+        <w:t>"</w:t>
+      </w:r>
+      <w:r>
+        <w:rPr>
+          <w:rFonts w:ascii="Segoe UI Emoji" w:hAnsi="Segoe UI Emoji" w:cs="Segoe UI Emoji"/>
+        </w:rPr>
+        <w:t>📤</w:t>
+      </w:r>
+      <w:r>
+        <w:t xml:space="preserve"> Sending invoice to AI Buyer Agent...")</w:t>
+      </w:r>
+    </w:p>
+    <w:p/>
+    <w:p>
+      <w:r>
+        <w:t xml:space="preserve">        response = </w:t>
+      </w:r>
+      <w:proofErr w:type="spellStart"/>
+      <w:proofErr w:type="gramStart"/>
+      <w:r>
+        <w:t>requests.post</w:t>
+      </w:r>
+      <w:proofErr w:type="spellEnd"/>
+      <w:r>
+        <w:t>(</w:t>
+      </w:r>
+      <w:proofErr w:type="gramEnd"/>
+    </w:p>
+    <w:p>
+      <w:r>
+        <w:lastRenderedPageBreak/>
+        <w:t>            AI_BUYER_AGENT_URL,</w:t>
+      </w:r>
+    </w:p>
+    <w:p>
+      <w:r>
+        <w:t xml:space="preserve">            </w:t>
+      </w:r>
+      <w:proofErr w:type="spellStart"/>
+      <w:r>
+        <w:t>json</w:t>
+      </w:r>
+      <w:proofErr w:type="spellEnd"/>
+      <w:r>
+        <w:t>=</w:t>
+      </w:r>
+      <w:proofErr w:type="spellStart"/>
+      <w:r>
+        <w:t>invoice_data</w:t>
+      </w:r>
+      <w:proofErr w:type="spellEnd"/>
+      <w:r>
+        <w:t>,</w:t>
+      </w:r>
+    </w:p>
+    <w:p>
+      <w:r>
+        <w:t>            timeout=5</w:t>
+      </w:r>
+    </w:p>
+    <w:p>
+      <w:r>
+        <w:t>        )</w:t>
+      </w:r>
+    </w:p>
+    <w:p/>
+    <w:p>
+      <w:r>
+        <w:t xml:space="preserve">        </w:t>
+      </w:r>
+      <w:proofErr w:type="gramStart"/>
+      <w:r>
+        <w:t>print(</w:t>
+      </w:r>
+      <w:proofErr w:type="gramEnd"/>
+      <w:r>
+        <w:t>"</w:t>
+      </w:r>
+      <w:r>
+        <w:rPr>
+          <w:rFonts w:ascii="Segoe UI Emoji" w:hAnsi="Segoe UI Emoji" w:cs="Segoe UI Emoji"/>
+        </w:rPr>
+        <w:t>📥</w:t>
+      </w:r>
+      <w:r>
+        <w:t xml:space="preserve"> Buyer Agent Response Code:", </w:t>
+      </w:r>
+      <w:proofErr w:type="spellStart"/>
+      <w:proofErr w:type="gramStart"/>
+      <w:r>
+        <w:t>response.status</w:t>
+      </w:r>
+      <w:proofErr w:type="gramEnd"/>
+      <w:r>
+        <w:t>_code</w:t>
+      </w:r>
+      <w:proofErr w:type="spellEnd"/>
+      <w:r>
+        <w:t>)</w:t>
+      </w:r>
+    </w:p>
+    <w:p>
+      <w:r>
+        <w:t xml:space="preserve">        </w:t>
+      </w:r>
+      <w:proofErr w:type="gramStart"/>
+      <w:r>
+        <w:t>print(</w:t>
+      </w:r>
+      <w:proofErr w:type="gramEnd"/>
+      <w:r>
+        <w:t>"</w:t>
+      </w:r>
+      <w:r>
+        <w:rPr>
+          <w:rFonts w:ascii="Segoe UI Emoji" w:hAnsi="Segoe UI Emoji" w:cs="Segoe UI Emoji"/>
+        </w:rPr>
+        <w:t>📥</w:t>
+      </w:r>
+      <w:r>
+        <w:t xml:space="preserve"> Buyer Agent Response Body:", </w:t>
+      </w:r>
+      <w:proofErr w:type="spellStart"/>
+      <w:proofErr w:type="gramStart"/>
+      <w:r>
+        <w:t>response.json</w:t>
+      </w:r>
+      <w:proofErr w:type="spellEnd"/>
+      <w:proofErr w:type="gramEnd"/>
+      <w:r>
+        <w:t>())</w:t>
+      </w:r>
+    </w:p>
+    <w:p/>
+    <w:p>
+      <w:r>
+        <w:t xml:space="preserve">        return </w:t>
+      </w:r>
+      <w:proofErr w:type="spellStart"/>
+      <w:proofErr w:type="gramStart"/>
+      <w:r>
+        <w:t>response.json</w:t>
+      </w:r>
+      <w:proofErr w:type="spellEnd"/>
+      <w:proofErr w:type="gramEnd"/>
+      <w:r>
+        <w:t>()</w:t>
+      </w:r>
+    </w:p>
+    <w:p/>
+    <w:p>
+      <w:r>
+        <w:t>    except Exception as e:</w:t>
+      </w:r>
+    </w:p>
+    <w:p>
+      <w:r>
+        <w:t xml:space="preserve">        </w:t>
+      </w:r>
+      <w:proofErr w:type="gramStart"/>
+      <w:r>
+        <w:t>print(</w:t>
+      </w:r>
+      <w:proofErr w:type="gramEnd"/>
+      <w:r>
+        <w:t>"</w:t>
+      </w:r>
+      <w:r>
+        <w:rPr>
+          <w:rFonts w:ascii="Segoe UI Emoji" w:hAnsi="Segoe UI Emoji" w:cs="Segoe UI Emoji"/>
+        </w:rPr>
+        <w:t>❌</w:t>
+      </w:r>
+      <w:r>
+        <w:t xml:space="preserve"> Failed to send invoice to Buyer Agent:", str(e))</w:t>
+      </w:r>
+    </w:p>
+    <w:p>
+      <w:r>
+        <w:t>        return None</w:t>
+      </w:r>
+    </w:p>
+    <w:p/>
+    <w:p>
+      <w:r>
+        <w:t>import requests</w:t>
+      </w:r>
+    </w:p>
+    <w:p>
+      <w:r>
+        <w:t xml:space="preserve">from </w:t>
+      </w:r>
+      <w:proofErr w:type="spellStart"/>
+      <w:r>
+        <w:t>log_store</w:t>
+      </w:r>
+      <w:proofErr w:type="spellEnd"/>
+      <w:r>
+        <w:t xml:space="preserve"> import logs</w:t>
+      </w:r>
+    </w:p>
+    <w:p>
+      <w:r>
+        <w:t xml:space="preserve">from </w:t>
+      </w:r>
+      <w:proofErr w:type="spellStart"/>
+      <w:r>
+        <w:t>PrintData</w:t>
+      </w:r>
+      <w:proofErr w:type="spellEnd"/>
+      <w:r>
+        <w:t xml:space="preserve"> import </w:t>
+      </w:r>
+      <w:proofErr w:type="spellStart"/>
+      <w:r>
+        <w:t>pretty_log</w:t>
+      </w:r>
+      <w:proofErr w:type="spellEnd"/>
+    </w:p>
+    <w:p/>
+    <w:p>
+      <w:r>
+        <w:t>AI_BUYER_AGENT_URL = "http://localhost:8001/buyer/invoice"</w:t>
+      </w:r>
+    </w:p>
+    <w:p/>
+    <w:p>
+      <w:r>
+        <w:t xml:space="preserve">def </w:t>
+      </w:r>
+      <w:proofErr w:type="spellStart"/>
+      <w:r>
+        <w:t>send_to_buyer_</w:t>
+      </w:r>
+      <w:proofErr w:type="gramStart"/>
+      <w:r>
+        <w:t>agent</w:t>
+      </w:r>
+      <w:proofErr w:type="spellEnd"/>
+      <w:r>
+        <w:t>(</w:t>
+      </w:r>
+      <w:proofErr w:type="spellStart"/>
+      <w:proofErr w:type="gramEnd"/>
+      <w:r>
+        <w:t>invoice_data</w:t>
+      </w:r>
+      <w:proofErr w:type="spellEnd"/>
+      <w:r>
+        <w:t xml:space="preserve">: </w:t>
+      </w:r>
+      <w:proofErr w:type="spellStart"/>
+      <w:r>
+        <w:t>dict</w:t>
+      </w:r>
+      <w:proofErr w:type="spellEnd"/>
+      <w:r>
+        <w:t>):</w:t>
+      </w:r>
+    </w:p>
+    <w:p>
+      <w:r>
+        <w:t>    try:</w:t>
+      </w:r>
+    </w:p>
+    <w:p>
+      <w:r>
+        <w:t>        #</w:t>
+      </w:r>
+      <w:proofErr w:type="gramStart"/>
+      <w:r>
+        <w:t>print(</w:t>
+      </w:r>
+      <w:proofErr w:type="gramEnd"/>
+      <w:r>
+        <w:t>"</w:t>
+      </w:r>
+      <w:r>
+        <w:rPr>
+          <w:rFonts w:ascii="Segoe UI Emoji" w:hAnsi="Segoe UI Emoji" w:cs="Segoe UI Emoji"/>
+        </w:rPr>
+        <w:t>📤</w:t>
+      </w:r>
+      <w:r>
+        <w:t xml:space="preserve"> Sending invoice to AI Buyer Agent...")</w:t>
+      </w:r>
+    </w:p>
+    <w:p>
+      <w:r>
+        <w:t>        #print(invoice_data)</w:t>
+      </w:r>
+    </w:p>
+    <w:p/>
+    <w:p>
+      <w:r>
+        <w:t xml:space="preserve">        </w:t>
+      </w:r>
+      <w:proofErr w:type="spellStart"/>
+      <w:r>
+        <w:t>pretty_</w:t>
+      </w:r>
+      <w:proofErr w:type="gramStart"/>
+      <w:r>
+        <w:t>log</w:t>
+      </w:r>
+      <w:proofErr w:type="spellEnd"/>
+      <w:r>
+        <w:t>(</w:t>
+      </w:r>
+      <w:proofErr w:type="gramEnd"/>
+      <w:r>
+        <w:t xml:space="preserve">"Sending invoice to AI Buyer </w:t>
+      </w:r>
+      <w:proofErr w:type="gramStart"/>
+      <w:r>
+        <w:t>Agent :</w:t>
+      </w:r>
+      <w:proofErr w:type="gramEnd"/>
+      <w:r>
+        <w:t xml:space="preserve">", </w:t>
+      </w:r>
+      <w:proofErr w:type="spellStart"/>
+      <w:r>
+        <w:t>invoice_data</w:t>
+      </w:r>
+      <w:proofErr w:type="spellEnd"/>
+      <w:r>
+        <w:t>)</w:t>
+      </w:r>
+    </w:p>
+    <w:p/>
+    <w:p>
+      <w:r>
+        <w:t xml:space="preserve">        response = </w:t>
+      </w:r>
+      <w:proofErr w:type="spellStart"/>
+      <w:proofErr w:type="gramStart"/>
+      <w:r>
+        <w:t>requests.post</w:t>
+      </w:r>
+      <w:proofErr w:type="spellEnd"/>
+      <w:r>
+        <w:t>(</w:t>
+      </w:r>
+      <w:proofErr w:type="gramEnd"/>
+    </w:p>
+    <w:p>
+      <w:r>
+        <w:lastRenderedPageBreak/>
+        <w:t>            AI_BUYER_AGENT_URL,</w:t>
+      </w:r>
+    </w:p>
+    <w:p>
+      <w:r>
+        <w:t xml:space="preserve">            </w:t>
+      </w:r>
+      <w:proofErr w:type="spellStart"/>
+      <w:r>
+        <w:t>json</w:t>
+      </w:r>
+      <w:proofErr w:type="spellEnd"/>
+      <w:r>
+        <w:t>=</w:t>
+      </w:r>
+      <w:proofErr w:type="spellStart"/>
+      <w:r>
+        <w:t>invoice_data</w:t>
+      </w:r>
+      <w:proofErr w:type="spellEnd"/>
+      <w:r>
+        <w:t>,</w:t>
+      </w:r>
+    </w:p>
+    <w:p>
+      <w:r>
+        <w:t>            timeout=5</w:t>
+      </w:r>
+    </w:p>
+    <w:p>
+      <w:r>
+        <w:t>        )</w:t>
+      </w:r>
+    </w:p>
+    <w:p/>
+    <w:p>
+      <w:r>
+        <w:t>        #</w:t>
+      </w:r>
+      <w:proofErr w:type="gramStart"/>
+      <w:r>
+        <w:t>print(</w:t>
+      </w:r>
+      <w:proofErr w:type="gramEnd"/>
+      <w:r>
+        <w:t xml:space="preserve">"Buyer Agent Response Code:", </w:t>
+      </w:r>
+      <w:proofErr w:type="spellStart"/>
+      <w:proofErr w:type="gramStart"/>
+      <w:r>
+        <w:t>response.status</w:t>
+      </w:r>
+      <w:proofErr w:type="gramEnd"/>
+      <w:r>
+        <w:t>_code</w:t>
+      </w:r>
+      <w:proofErr w:type="spellEnd"/>
+      <w:r>
+        <w:t>)</w:t>
+      </w:r>
+    </w:p>
+    <w:p>
+      <w:r>
+        <w:t>        #</w:t>
+      </w:r>
+      <w:proofErr w:type="gramStart"/>
+      <w:r>
+        <w:t>print(</w:t>
+      </w:r>
+      <w:proofErr w:type="gramEnd"/>
+      <w:r>
+        <w:t>"</w:t>
+      </w:r>
+      <w:r>
+        <w:rPr>
+          <w:rFonts w:ascii="Segoe UI Emoji" w:hAnsi="Segoe UI Emoji" w:cs="Segoe UI Emoji"/>
+        </w:rPr>
+        <w:t>📥</w:t>
+      </w:r>
+      <w:r>
+        <w:t xml:space="preserve"> Buyer Agent Response Body:", </w:t>
+      </w:r>
+      <w:proofErr w:type="spellStart"/>
+      <w:proofErr w:type="gramStart"/>
+      <w:r>
+        <w:t>response.json</w:t>
+      </w:r>
+      <w:proofErr w:type="spellEnd"/>
+      <w:proofErr w:type="gramEnd"/>
+      <w:r>
+        <w:t>())</w:t>
+      </w:r>
+    </w:p>
+    <w:p/>
+    <w:p>
+      <w:r>
+        <w:t xml:space="preserve">        </w:t>
+      </w:r>
+      <w:proofErr w:type="spellStart"/>
+      <w:r>
+        <w:t>pretty_</w:t>
+      </w:r>
+      <w:proofErr w:type="gramStart"/>
+      <w:r>
+        <w:t>log</w:t>
+      </w:r>
+      <w:proofErr w:type="spellEnd"/>
+      <w:r>
+        <w:t>(</w:t>
+      </w:r>
+      <w:proofErr w:type="gramEnd"/>
+      <w:r>
+        <w:t xml:space="preserve">"Ai Buyer Agent Response Body:", </w:t>
+      </w:r>
+      <w:proofErr w:type="spellStart"/>
+      <w:proofErr w:type="gramStart"/>
+      <w:r>
+        <w:t>response.json</w:t>
+      </w:r>
+      <w:proofErr w:type="spellEnd"/>
+      <w:proofErr w:type="gramEnd"/>
+      <w:r>
+        <w:t>())</w:t>
+      </w:r>
+    </w:p>
+    <w:p/>
+    <w:p>
+      <w:r>
+        <w:t xml:space="preserve">        </w:t>
+      </w:r>
+      <w:proofErr w:type="spellStart"/>
+      <w:proofErr w:type="gramStart"/>
+      <w:r>
+        <w:t>logs.append</w:t>
+      </w:r>
+      <w:proofErr w:type="spellEnd"/>
+      <w:r>
+        <w:t xml:space="preserve">( </w:t>
+      </w:r>
+      <w:proofErr w:type="spellStart"/>
+      <w:r>
+        <w:t>response</w:t>
+      </w:r>
+      <w:proofErr w:type="gramEnd"/>
+      <w:r>
+        <w:t>.status_code</w:t>
+      </w:r>
+      <w:proofErr w:type="spellEnd"/>
+      <w:r>
+        <w:t>)</w:t>
+      </w:r>
+    </w:p>
+    <w:p>
+      <w:r>
+        <w:t xml:space="preserve">        </w:t>
+      </w:r>
+      <w:proofErr w:type="spellStart"/>
+      <w:proofErr w:type="gramStart"/>
+      <w:r>
+        <w:t>logs.append</w:t>
+      </w:r>
+      <w:proofErr w:type="spellEnd"/>
+      <w:proofErr w:type="gramEnd"/>
+      <w:r>
+        <w:t>(</w:t>
+      </w:r>
+      <w:proofErr w:type="spellStart"/>
+      <w:proofErr w:type="gramStart"/>
+      <w:r>
+        <w:t>response.json</w:t>
+      </w:r>
+      <w:proofErr w:type="spellEnd"/>
+      <w:proofErr w:type="gramEnd"/>
+      <w:r>
+        <w:t>())</w:t>
+      </w:r>
+    </w:p>
+    <w:p>
+      <w:r>
+        <w:t xml:space="preserve">        </w:t>
+      </w:r>
+    </w:p>
+    <w:p/>
+    <w:p>
+      <w:r>
+        <w:t xml:space="preserve">        return </w:t>
+      </w:r>
+      <w:proofErr w:type="spellStart"/>
+      <w:proofErr w:type="gramStart"/>
+      <w:r>
+        <w:t>response.json</w:t>
+      </w:r>
+      <w:proofErr w:type="spellEnd"/>
+      <w:proofErr w:type="gramEnd"/>
+      <w:r>
+        <w:t>()</w:t>
+      </w:r>
+    </w:p>
+    <w:p/>
+    <w:p>
+      <w:r>
+        <w:t>    except Exception as e:</w:t>
+      </w:r>
+    </w:p>
+    <w:p>
+      <w:r>
+        <w:t xml:space="preserve">        </w:t>
+      </w:r>
+      <w:proofErr w:type="gramStart"/>
+      <w:r>
+        <w:t>print(</w:t>
+      </w:r>
+      <w:proofErr w:type="gramEnd"/>
+      <w:r>
+        <w:t>"Failed to send invoice to Buyer Agent:", str(e))</w:t>
+      </w:r>
+    </w:p>
+    <w:p>
+      <w:r>
+        <w:t>        return None</w:t>
       </w:r>
     </w:p>
     <w:p/>
@@ -3916,6 +5136,23 @@
 </file>
 
 <file path=customXml/item1.xml><?xml version="1.0" encoding="utf-8"?>
+<p:properties xmlns:p="http://schemas.microsoft.com/office/2006/metadata/properties" xmlns:xsi="http://www.w3.org/2001/XMLSchema-instance" xmlns:pc="http://schemas.microsoft.com/office/infopath/2007/PartnerControls">
+  <documentManagement>
+    <_activity xmlns="df231421-86b7-4b49-b450-7342d4141ac8" xsi:nil="true"/>
+  </documentManagement>
+</p:properties>
+</file>
+
+<file path=customXml/item2.xml><?xml version="1.0" encoding="utf-8"?>
+<?mso-contentType ?>
+<FormTemplates xmlns="http://schemas.microsoft.com/sharepoint/v3/contenttype/forms">
+  <Display>DocumentLibraryForm</Display>
+  <Edit>DocumentLibraryForm</Edit>
+  <New>DocumentLibraryForm</New>
+</FormTemplates>
+</file>
+
+<file path=customXml/item3.xml><?xml version="1.0" encoding="utf-8"?>
 <ct:contentTypeSchema xmlns:ct="http://schemas.microsoft.com/office/2006/metadata/contentType" xmlns:ma="http://schemas.microsoft.com/office/2006/metadata/properties/metaAttributes" ct:_="" ma:_="" ma:contentTypeName="Document" ma:contentTypeID="0x010100B3997ABA284AED4798942A6B355D2691" ma:contentTypeVersion="9" ma:contentTypeDescription="Create a new document." ma:contentTypeScope="" ma:versionID="085fc8daa5bddb977b1770ee23d097f3">
   <xsd:schema xmlns:xsd="http://www.w3.org/2001/XMLSchema" xmlns:xs="http://www.w3.org/2001/XMLSchema" xmlns:p="http://schemas.microsoft.com/office/2006/metadata/properties" xmlns:ns3="df231421-86b7-4b49-b450-7342d4141ac8" targetNamespace="http://schemas.microsoft.com/office/2006/metadata/properties" ma:root="true" ma:fieldsID="4533a4d37459671fda0492f36eb86dcd" ns3:_="">
     <xsd:import namespace="df231421-86b7-4b49-b450-7342d4141ac8"/>
@@ -4091,24 +5328,25 @@
 </ct:contentTypeSchema>
 </file>
 
-<file path=customXml/item2.xml><?xml version="1.0" encoding="utf-8"?>
-<?mso-contentType ?>
-<FormTemplates xmlns="http://schemas.microsoft.com/sharepoint/v3/contenttype/forms">
-  <Display>DocumentLibraryForm</Display>
-  <Edit>DocumentLibraryForm</Edit>
-  <New>DocumentLibraryForm</New>
-</FormTemplates>
+<file path=customXml/itemProps1.xml><?xml version="1.0" encoding="utf-8"?>
+<ds:datastoreItem xmlns:ds="http://schemas.openxmlformats.org/officeDocument/2006/customXml" ds:itemID="{70A4747E-7AE7-4B7E-B25F-F3E5A78B1601}">
+  <ds:schemaRefs>
+    <ds:schemaRef ds:uri="http://schemas.microsoft.com/office/2006/metadata/properties"/>
+    <ds:schemaRef ds:uri="http://schemas.microsoft.com/office/infopath/2007/PartnerControls"/>
+    <ds:schemaRef ds:uri="df231421-86b7-4b49-b450-7342d4141ac8"/>
+  </ds:schemaRefs>
+</ds:datastoreItem>
 </file>
 
-<file path=customXml/item3.xml><?xml version="1.0" encoding="utf-8"?>
-<p:properties xmlns:p="http://schemas.microsoft.com/office/2006/metadata/properties" xmlns:xsi="http://www.w3.org/2001/XMLSchema-instance" xmlns:pc="http://schemas.microsoft.com/office/infopath/2007/PartnerControls">
-  <documentManagement>
-    <_activity xmlns="df231421-86b7-4b49-b450-7342d4141ac8" xsi:nil="true"/>
-  </documentManagement>
-</p:properties>
+<file path=customXml/itemProps2.xml><?xml version="1.0" encoding="utf-8"?>
+<ds:datastoreItem xmlns:ds="http://schemas.openxmlformats.org/officeDocument/2006/customXml" ds:itemID="{87FD1AA3-9A65-4063-8AC5-EA70DB51A2DC}">
+  <ds:schemaRefs>
+    <ds:schemaRef ds:uri="http://schemas.microsoft.com/sharepoint/v3/contenttype/forms"/>
+  </ds:schemaRefs>
+</ds:datastoreItem>
 </file>
 
-<file path=customXml/itemProps1.xml><?xml version="1.0" encoding="utf-8"?>
+<file path=customXml/itemProps3.xml><?xml version="1.0" encoding="utf-8"?>
 <ds:datastoreItem xmlns:ds="http://schemas.openxmlformats.org/officeDocument/2006/customXml" ds:itemID="{54F2E33E-2869-4BC9-B3B5-456C9BEB1195}">
   <ds:schemaRefs>
     <ds:schemaRef ds:uri="http://schemas.microsoft.com/office/2006/metadata/contentType"/>
@@ -4124,22 +5362,4 @@
     <ds:schemaRef ds:uri="http://schemas.microsoft.com/internal/obd"/>
   </ds:schemaRefs>
 </ds:datastoreItem>
-</file>
-
-<file path=customXml/itemProps2.xml><?xml version="1.0" encoding="utf-8"?>
-<ds:datastoreItem xmlns:ds="http://schemas.openxmlformats.org/officeDocument/2006/customXml" ds:itemID="{87FD1AA3-9A65-4063-8AC5-EA70DB51A2DC}">
-  <ds:schemaRefs>
-    <ds:schemaRef ds:uri="http://schemas.microsoft.com/sharepoint/v3/contenttype/forms"/>
-  </ds:schemaRefs>
-</ds:datastoreItem>
-</file>
-
-<file path=customXml/itemProps3.xml><?xml version="1.0" encoding="utf-8"?>
-<ds:datastoreItem xmlns:ds="http://schemas.openxmlformats.org/officeDocument/2006/customXml" ds:itemID="{70A4747E-7AE7-4B7E-B25F-F3E5A78B1601}">
-  <ds:schemaRefs>
-    <ds:schemaRef ds:uri="http://schemas.microsoft.com/office/2006/metadata/properties"/>
-    <ds:schemaRef ds:uri="http://schemas.microsoft.com/office/infopath/2007/PartnerControls"/>
-    <ds:schemaRef ds:uri="df231421-86b7-4b49-b450-7342d4141ac8"/>
-  </ds:schemaRefs>
-</ds:datastoreItem>
 </file>